--- a/documents/gouvernance/word/24_Registre_des_prises_en_charge.docx
+++ b/documents/gouvernance/word/24_Registre_des_prises_en_charge.docx
@@ -51,7 +51,7 @@
           <w:rFonts w:ascii="Arial" w:cs="Arial" w:eastAsia="Arial" w:hAnsi="Arial"/>
           <w:b/>
           <w:bCs/>
-          <w:color w:val="2A0E45"/>
+          <w:color w:val="4F0D70"/>
           <w:sz w:val="30"/>
           <w:szCs w:val="30"/>
         </w:rPr>
@@ -93,7 +93,7 @@
         <w:rPr>
           <w:b/>
           <w:bCs/>
-          <w:color w:val="2A0E45"/>
+          <w:color w:val="4F0D70"/>
           <w:sz w:val="40"/>
           <w:szCs w:val="40"/>
         </w:rPr>
@@ -179,7 +179,7 @@
               <w:bottom w:val="single" w:color="D9CCEF" w:sz="4"/>
               <w:right w:val="single" w:color="D9CCEF" w:sz="4"/>
             </w:tcBorders>
-            <w:shd w:fill="2A0E45" w:color="auto" w:val="clear"/>
+            <w:shd w:fill="4F0D70" w:color="auto" w:val="clear"/>
             <w:tcMar>
               <w:top w:type="dxa" w:w="60"/>
               <w:left w:type="dxa" w:w="100"/>
@@ -213,7 +213,7 @@
               <w:bottom w:val="single" w:color="D9CCEF" w:sz="4"/>
               <w:right w:val="single" w:color="D9CCEF" w:sz="4"/>
             </w:tcBorders>
-            <w:shd w:fill="2A0E45" w:color="auto" w:val="clear"/>
+            <w:shd w:fill="4F0D70" w:color="auto" w:val="clear"/>
             <w:tcMar>
               <w:top w:type="dxa" w:w="60"/>
               <w:left w:type="dxa" w:w="100"/>
@@ -247,7 +247,7 @@
               <w:bottom w:val="single" w:color="D9CCEF" w:sz="4"/>
               <w:right w:val="single" w:color="D9CCEF" w:sz="4"/>
             </w:tcBorders>
-            <w:shd w:fill="2A0E45" w:color="auto" w:val="clear"/>
+            <w:shd w:fill="4F0D70" w:color="auto" w:val="clear"/>
             <w:tcMar>
               <w:top w:type="dxa" w:w="60"/>
               <w:left w:type="dxa" w:w="100"/>
@@ -281,7 +281,7 @@
               <w:bottom w:val="single" w:color="D9CCEF" w:sz="4"/>
               <w:right w:val="single" w:color="D9CCEF" w:sz="4"/>
             </w:tcBorders>
-            <w:shd w:fill="2A0E45" w:color="auto" w:val="clear"/>
+            <w:shd w:fill="4F0D70" w:color="auto" w:val="clear"/>
             <w:tcMar>
               <w:top w:type="dxa" w:w="60"/>
               <w:left w:type="dxa" w:w="100"/>
@@ -315,7 +315,7 @@
               <w:bottom w:val="single" w:color="D9CCEF" w:sz="4"/>
               <w:right w:val="single" w:color="D9CCEF" w:sz="4"/>
             </w:tcBorders>
-            <w:shd w:fill="2A0E45" w:color="auto" w:val="clear"/>
+            <w:shd w:fill="4F0D70" w:color="auto" w:val="clear"/>
             <w:tcMar>
               <w:top w:type="dxa" w:w="60"/>
               <w:left w:type="dxa" w:w="100"/>
@@ -349,7 +349,7 @@
               <w:bottom w:val="single" w:color="D9CCEF" w:sz="4"/>
               <w:right w:val="single" w:color="D9CCEF" w:sz="4"/>
             </w:tcBorders>
-            <w:shd w:fill="2A0E45" w:color="auto" w:val="clear"/>
+            <w:shd w:fill="4F0D70" w:color="auto" w:val="clear"/>
             <w:tcMar>
               <w:top w:type="dxa" w:w="60"/>
               <w:left w:type="dxa" w:w="100"/>
@@ -383,7 +383,7 @@
               <w:bottom w:val="single" w:color="D9CCEF" w:sz="4"/>
               <w:right w:val="single" w:color="D9CCEF" w:sz="4"/>
             </w:tcBorders>
-            <w:shd w:fill="2A0E45" w:color="auto" w:val="clear"/>
+            <w:shd w:fill="4F0D70" w:color="auto" w:val="clear"/>
             <w:tcMar>
               <w:top w:type="dxa" w:w="60"/>
               <w:left w:type="dxa" w:w="100"/>
@@ -417,7 +417,7 @@
               <w:bottom w:val="single" w:color="D9CCEF" w:sz="4"/>
               <w:right w:val="single" w:color="D9CCEF" w:sz="4"/>
             </w:tcBorders>
-            <w:shd w:fill="2A0E45" w:color="auto" w:val="clear"/>
+            <w:shd w:fill="4F0D70" w:color="auto" w:val="clear"/>
             <w:tcMar>
               <w:top w:type="dxa" w:w="60"/>
               <w:left w:type="dxa" w:w="100"/>
@@ -451,7 +451,7 @@
               <w:bottom w:val="single" w:color="D9CCEF" w:sz="4"/>
               <w:right w:val="single" w:color="D9CCEF" w:sz="4"/>
             </w:tcBorders>
-            <w:shd w:fill="2A0E45" w:color="auto" w:val="clear"/>
+            <w:shd w:fill="4F0D70" w:color="auto" w:val="clear"/>
             <w:tcMar>
               <w:top w:type="dxa" w:w="60"/>
               <w:left w:type="dxa" w:w="100"/>
@@ -485,7 +485,7 @@
               <w:bottom w:val="single" w:color="D9CCEF" w:sz="4"/>
               <w:right w:val="single" w:color="D9CCEF" w:sz="4"/>
             </w:tcBorders>
-            <w:shd w:fill="2A0E45" w:color="auto" w:val="clear"/>
+            <w:shd w:fill="4F0D70" w:color="auto" w:val="clear"/>
             <w:tcMar>
               <w:top w:type="dxa" w:w="60"/>
               <w:left w:type="dxa" w:w="100"/>
@@ -3886,7 +3886,7 @@
       <w:rFonts w:ascii="Arial" w:cs="Arial" w:eastAsia="Arial" w:hAnsi="Arial"/>
       <w:b/>
       <w:bCs/>
-      <w:color w:val="2A0E45"/>
+      <w:color w:val="4F0D70"/>
       <w:sz w:val="28"/>
       <w:szCs w:val="28"/>
     </w:rPr>
@@ -3924,7 +3924,7 @@
       <w:rFonts w:ascii="Arial" w:cs="Arial" w:eastAsia="Arial" w:hAnsi="Arial"/>
       <w:b/>
       <w:bCs/>
-      <w:color w:val="2A0E45"/>
+      <w:color w:val="4F0D70"/>
       <w:sz w:val="20"/>
       <w:szCs w:val="20"/>
     </w:rPr>
